--- a/Linux编程期末考核报告.docx
+++ b/Linux编程期末考核报告.docx
@@ -281,7 +281,7 @@
           <w:sz w:val="24"/>
           <w:szCs w:val="24"/>
         </w:rPr>
-        <w:t xml:space="preserve">通过对Linux运维场景的调研，确定工具集需要覆盖以下五大功能模块：</w:t>
+        <w:t xml:space="preserve">通过对Linux运维场景的调研，确定工具集需要覆盖以下三大核心模块：</w:t>
       </w:r>
     </w:p>
     <w:p>
@@ -299,7 +299,7 @@
           <w:sz w:val="24"/>
           <w:szCs w:val="24"/>
         </w:rPr>
-        <w:t xml:space="preserve">系统开荒模块（bootstrap）：完成新服务器的初始化配置，包括基础软件安装、BBR拥塞控制启用、DNS配置、swap分区创建、时区设置和SSH安全加固</w:t>
+        <w:t xml:space="preserve">系统开荒模块（bootstrap）：提供基础软件安装、Docker安装、网络调优脚本集成（bbrv3-lite、vps-tcp-tune）和系统报告生成功能</w:t>
       </w:r>
     </w:p>
     <w:p>
@@ -317,7 +317,7 @@
           <w:sz w:val="24"/>
           <w:szCs w:val="24"/>
         </w:rPr>
-        <w:t xml:space="preserve">节点探测模块（probe）：通过配置文件管理对等节点，检查节点的ICMP连通性、SSH端口状态和网络延迟，采集本机健康状态</w:t>
+        <w:t xml:space="preserve">安全巡检模块（security）：统计失败登录来源IP、扫描Web攻击痕迹、查看防火墙状态、检测Rootkit、计算系统安全评分，支持文件完整性基线生成与校验</w:t>
       </w:r>
     </w:p>
     <w:p>
@@ -335,43 +335,7 @@
           <w:sz w:val="24"/>
           <w:szCs w:val="24"/>
         </w:rPr>
-        <w:t xml:space="preserve">安全巡检模块（security）：统计失败登录来源IP、扫描Web攻击痕迹、查看防火墙状态、检测Rootkit、计算系统安全评分，支持文件完整性基线生成与校验</w:t>
-      </w:r>
-    </w:p>
-    <w:p>
-      <w:pPr>
-        <w:pStyle w:val="ListParagraph"/>
-        <w:numPr>
-          <w:ilvl w:val="0"/>
-          <w:numId w:val="2"/>
-        </w:numPr>
-        <w:spacing w:after="60" w:before="60"/>
-      </w:pPr>
-      <w:r>
-        <w:rPr>
-          <w:rFonts w:ascii="Microsoft YaHei" w:cs="Microsoft YaHei" w:eastAsia="Microsoft YaHei" w:hAnsi="Microsoft YaHei"/>
-          <w:sz w:val="24"/>
-          <w:szCs w:val="24"/>
-        </w:rPr>
-        <w:t xml:space="preserve">系统监控模块（monitor）：实时监控CPU、内存、磁盘使用率和系统负载，支持配置告警阈值，超过阈值时自动告警</w:t>
-      </w:r>
-    </w:p>
-    <w:p>
-      <w:pPr>
-        <w:pStyle w:val="ListParagraph"/>
-        <w:numPr>
-          <w:ilvl w:val="0"/>
-          <w:numId w:val="2"/>
-        </w:numPr>
-        <w:spacing w:after="60" w:before="60"/>
-      </w:pPr>
-      <w:r>
-        <w:rPr>
-          <w:rFonts w:ascii="Microsoft YaHei" w:cs="Microsoft YaHei" w:eastAsia="Microsoft YaHei" w:hAnsi="Microsoft YaHei"/>
-          <w:sz w:val="24"/>
-          <w:szCs w:val="24"/>
-        </w:rPr>
-        <w:t xml:space="preserve">网络工具模块（network）：提供Ping测试、路由追踪、DNS查询、端口扫描、带宽测试等网络诊断功能</w:t>
+        <w:t xml:space="preserve">节点管理模块（probe）：提供节点探测、批量命令执行、集中日志查看、配置文件同步和备份管理功能，支持去中心化的多服务器管理</w:t>
       </w:r>
     </w:p>
     <w:p>
@@ -785,7 +749,7 @@
                 <w:sz w:val="20"/>
                 <w:szCs w:val="20"/>
               </w:rPr>
-              <w:t xml:space="preserve">lib/common.sh</w:t>
+              <w:t xml:space="preserve">common.sh</w:t>
             </w:r>
           </w:p>
         </w:tc>
@@ -813,7 +777,7 @@
                 <w:sz w:val="20"/>
                 <w:szCs w:val="20"/>
               </w:rPr>
-              <w:t xml:space="preserve">共享变量、日志、配置加载、UI渲染等通用函数</w:t>
+              <w:t xml:space="preserve">共享变量、日志、配置加载、UI渲染、软件包选择等通用函数</w:t>
             </w:r>
           </w:p>
         </w:tc>
@@ -843,7 +807,7 @@
                 <w:sz w:val="20"/>
                 <w:szCs w:val="20"/>
               </w:rPr>
-              <w:t xml:space="preserve">modules/bootstrap.sh</w:t>
+              <w:t xml:space="preserve">bootstrap.sh</w:t>
             </w:r>
           </w:p>
         </w:tc>
@@ -871,7 +835,7 @@
                 <w:sz w:val="20"/>
                 <w:szCs w:val="20"/>
               </w:rPr>
-              <w:t xml:space="preserve">新服务器开荒模块</w:t>
+              <w:t xml:space="preserve">系统开荒模块（基础软件、Docker、网络调优脚本）</w:t>
             </w:r>
           </w:p>
         </w:tc>
@@ -901,7 +865,7 @@
                 <w:sz w:val="20"/>
                 <w:szCs w:val="20"/>
               </w:rPr>
-              <w:t xml:space="preserve">modules/probe.sh</w:t>
+              <w:t xml:space="preserve">probe.sh</w:t>
             </w:r>
           </w:p>
         </w:tc>
@@ -929,7 +893,7 @@
                 <w:sz w:val="20"/>
                 <w:szCs w:val="20"/>
               </w:rPr>
-              <w:t xml:space="preserve">节点探测与本机状态采集模块</w:t>
+              <w:t xml:space="preserve">节点管理模块（探测、批量命令、日志查看、配置同步、备份）</w:t>
             </w:r>
           </w:p>
         </w:tc>
@@ -959,7 +923,7 @@
                 <w:sz w:val="20"/>
                 <w:szCs w:val="20"/>
               </w:rPr>
-              <w:t xml:space="preserve">modules/security.sh</w:t>
+              <w:t xml:space="preserve">security.sh</w:t>
             </w:r>
           </w:p>
         </w:tc>
@@ -987,123 +951,7 @@
                 <w:sz w:val="20"/>
                 <w:szCs w:val="20"/>
               </w:rPr>
-              <w:t xml:space="preserve">安全巡检与完整性校验模块</w:t>
-            </w:r>
-          </w:p>
-        </w:tc>
-      </w:tr>
-      <w:tr>
-        <w:tc>
-          <w:tcPr>
-            <w:tcW w:type="dxa" w:w="3000"/>
-            <w:tcBorders>
-              <w:top w:val="single" w:color="999999" w:sz="1"/>
-              <w:left w:val="single" w:color="999999" w:sz="1"/>
-              <w:bottom w:val="single" w:color="999999" w:sz="1"/>
-              <w:right w:val="single" w:color="999999" w:sz="1"/>
-            </w:tcBorders>
-            <w:shd w:fill="FFFFFF" w:val="clear"/>
-            <w:tcMar>
-              <w:top w:type="dxa" w:w="60"/>
-              <w:left w:type="dxa" w:w="100"/>
-              <w:bottom w:type="dxa" w:w="60"/>
-              <w:right w:type="dxa" w:w="100"/>
-            </w:tcMar>
-          </w:tcPr>
-          <w:p>
-            <w:r>
-              <w:rPr>
-                <w:rFonts w:ascii="Consolas" w:cs="Consolas" w:eastAsia="Consolas" w:hAnsi="Consolas"/>
-                <w:sz w:val="20"/>
-                <w:szCs w:val="20"/>
-              </w:rPr>
-              <w:t xml:space="preserve">modules/monitor.sh</w:t>
-            </w:r>
-          </w:p>
-        </w:tc>
-        <w:tc>
-          <w:tcPr>
-            <w:tcW w:type="dxa" w:w="6360"/>
-            <w:tcBorders>
-              <w:top w:val="single" w:color="999999" w:sz="1"/>
-              <w:left w:val="single" w:color="999999" w:sz="1"/>
-              <w:bottom w:val="single" w:color="999999" w:sz="1"/>
-              <w:right w:val="single" w:color="999999" w:sz="1"/>
-            </w:tcBorders>
-            <w:shd w:fill="FFFFFF" w:val="clear"/>
-            <w:tcMar>
-              <w:top w:type="dxa" w:w="60"/>
-              <w:left w:type="dxa" w:w="100"/>
-              <w:bottom w:type="dxa" w:w="60"/>
-              <w:right w:type="dxa" w:w="100"/>
-            </w:tcMar>
-          </w:tcPr>
-          <w:p>
-            <w:r>
-              <w:rPr>
-                <w:rFonts w:ascii="Microsoft YaHei" w:cs="Microsoft YaHei" w:eastAsia="Microsoft YaHei" w:hAnsi="Microsoft YaHei"/>
-                <w:sz w:val="20"/>
-                <w:szCs w:val="20"/>
-              </w:rPr>
-              <w:t xml:space="preserve">系统监控与资源告警模块</w:t>
-            </w:r>
-          </w:p>
-        </w:tc>
-      </w:tr>
-      <w:tr>
-        <w:tc>
-          <w:tcPr>
-            <w:tcW w:type="dxa" w:w="3000"/>
-            <w:tcBorders>
-              <w:top w:val="single" w:color="999999" w:sz="1"/>
-              <w:left w:val="single" w:color="999999" w:sz="1"/>
-              <w:bottom w:val="single" w:color="999999" w:sz="1"/>
-              <w:right w:val="single" w:color="999999" w:sz="1"/>
-            </w:tcBorders>
-            <w:shd w:fill="F2F7FB" w:val="clear"/>
-            <w:tcMar>
-              <w:top w:type="dxa" w:w="60"/>
-              <w:left w:type="dxa" w:w="100"/>
-              <w:bottom w:type="dxa" w:w="60"/>
-              <w:right w:type="dxa" w:w="100"/>
-            </w:tcMar>
-          </w:tcPr>
-          <w:p>
-            <w:r>
-              <w:rPr>
-                <w:rFonts w:ascii="Consolas" w:cs="Consolas" w:eastAsia="Consolas" w:hAnsi="Consolas"/>
-                <w:sz w:val="20"/>
-                <w:szCs w:val="20"/>
-              </w:rPr>
-              <w:t xml:space="preserve">modules/network.sh</w:t>
-            </w:r>
-          </w:p>
-        </w:tc>
-        <w:tc>
-          <w:tcPr>
-            <w:tcW w:type="dxa" w:w="6360"/>
-            <w:tcBorders>
-              <w:top w:val="single" w:color="999999" w:sz="1"/>
-              <w:left w:val="single" w:color="999999" w:sz="1"/>
-              <w:bottom w:val="single" w:color="999999" w:sz="1"/>
-              <w:right w:val="single" w:color="999999" w:sz="1"/>
-            </w:tcBorders>
-            <w:shd w:fill="F2F7FB" w:val="clear"/>
-            <w:tcMar>
-              <w:top w:type="dxa" w:w="60"/>
-              <w:left w:type="dxa" w:w="100"/>
-              <w:bottom w:type="dxa" w:w="60"/>
-              <w:right w:type="dxa" w:w="100"/>
-            </w:tcMar>
-          </w:tcPr>
-          <w:p>
-            <w:r>
-              <w:rPr>
-                <w:rFonts w:ascii="Microsoft YaHei" w:cs="Microsoft YaHei" w:eastAsia="Microsoft YaHei" w:hAnsi="Microsoft YaHei"/>
-                <w:sz w:val="20"/>
-                <w:szCs w:val="20"/>
-              </w:rPr>
-              <w:t xml:space="preserve">网络诊断与测试工具模块</w:t>
+              <w:t xml:space="preserve">安全巡检模块（登录统计、Web攻击、防火墙、完整性、Rootkit检测）</w:t>
             </w:r>
           </w:p>
         </w:tc>
@@ -3006,7 +2854,7 @@
         <w:rPr>
           <w:rFonts w:ascii="Microsoft YaHei" w:cs="Microsoft YaHei" w:eastAsia="Microsoft YaHei" w:hAnsi="Microsoft YaHei"/>
         </w:rPr>
-        <w:t xml:space="preserve">4.5 系统监控功能</w:t>
+        <w:t xml:space="preserve">4.5 节点管理功能</w:t>
       </w:r>
     </w:p>
     <w:p>
@@ -3021,7 +2869,7 @@
           <w:sz w:val="24"/>
           <w:szCs w:val="24"/>
         </w:rPr>
-        <w:t xml:space="preserve">系统监控模块提供单次快照和实时监控两种模式。单次快照显示当前CPU、内存、磁盘使用率和系统负载；实时监控模式按配置的刷新间隔持续更新数据。支持配置告警阈值，超过阈值时输出告警信息。</w:t>
+        <w:t xml:space="preserve">节点管理模块提供批量命令执行、集中日志查看、配置文件同步和备份管理等功能。批量命令执行支持通过SSH在所有配置的节点上执行命令；配置文件同步支持将本地配置同步到多台服务器，实现去中心化管理；备份管理支持备份和恢复配置文件和状态文件。</w:t>
       </w:r>
     </w:p>
     <w:p>
@@ -3051,7 +2899,7 @@
         <w:rPr>
           <w:rFonts w:ascii="Microsoft YaHei" w:cs="Microsoft YaHei" w:eastAsia="Microsoft YaHei" w:hAnsi="Microsoft YaHei"/>
         </w:rPr>
-        <w:t xml:space="preserve">4.6 网络工具功能</w:t>
+        <w:t xml:space="preserve">4.6 系统开荒功能</w:t>
       </w:r>
     </w:p>
     <w:p>
@@ -3066,7 +2914,7 @@
           <w:sz w:val="24"/>
           <w:szCs w:val="24"/>
         </w:rPr>
-        <w:t xml:space="preserve">网络工具模块集成Ping测试、路由追踪、DNS查询、端口扫描和带宽测试等常用网络诊断功能。端口扫描支持自定义端口范围，并通过并行扫描提高效率，同时显示进度条。</w:t>
+        <w:t xml:space="preserve">系统开荒模块集成第三方网络调优脚本，支持bbrv3-lite和vps-tcp-tune两个项目。bbrv3-lite提供XanMod内核安装、BBR v3拥塞控制、TCP参数调优、DNS净化和IPv6管理功能；vps-tcp-tune提供BBR3+FQ TCP网络调优功能。用户可通过交互式菜单选择执行。</w:t>
       </w:r>
     </w:p>
     <w:p>
